--- a/semester2/oep/nagybeadando-3/OEP-Nagybeadando-3-fazis.docx
+++ b/semester2/oep/nagybeadando-3/OEP-Nagybeadando-3-fazis.docx
@@ -4,6 +4,16 @@
   <w:body>
     <w:sdt>
       <w:sdtPr>
+        <w:rPr>
+          <w:rFonts w:asciiTheme="minorHAnsi" w:eastAsiaTheme="minorHAnsi" w:hAnsiTheme="minorHAnsi" w:cstheme="minorBidi"/>
+          <w:b w:val="0"/>
+          <w:bCs w:val="0"/>
+          <w:color w:val="auto"/>
+          <w:kern w:val="2"/>
+          <w:sz w:val="24"/>
+          <w:szCs w:val="24"/>
+          <w14:ligatures w14:val="standardContextual"/>
+        </w:rPr>
         <w:id w:val="-2054454732"/>
         <w:docPartObj>
           <w:docPartGallery w:val="Table of Contents"/>
@@ -12,13 +22,7 @@
       </w:sdtPr>
       <w:sdtEndPr>
         <w:rPr>
-          <w:rFonts w:asciiTheme="minorHAnsi" w:eastAsiaTheme="minorHAnsi" w:hAnsiTheme="minorHAnsi" w:cstheme="minorBidi"/>
           <w:noProof/>
-          <w:color w:val="auto"/>
-          <w:kern w:val="2"/>
-          <w:sz w:val="24"/>
-          <w:szCs w:val="24"/>
-          <w14:ligatures w14:val="standardContextual"/>
         </w:rPr>
       </w:sdtEndPr>
       <w:sdtContent>
@@ -958,6 +962,7 @@
       </w:pPr>
       <w:r>
         <w:rPr>
+          <w:noProof/>
           <w:sz w:val="22"/>
           <w:szCs w:val="22"/>
           <w:lang w:val="hu-HU"/>
@@ -2540,53 +2545,22 @@
       <w:bookmarkStart w:id="7" w:name="_Toc228402310"/>
       <w:r>
         <w:rPr>
-          <w:lang w:val="hu-HU"/>
-        </w:rPr>
-        <w:t>Osztálydiagram</w:t>
-      </w:r>
-      <w:bookmarkEnd w:id="7"/>
-    </w:p>
-    <w:p>
-      <w:pPr>
-        <w:ind w:hanging="1260"/>
-        <w:rPr>
-          <w:lang w:val="hu-HU"/>
-        </w:rPr>
-      </w:pPr>
-    </w:p>
-    <w:p>
-      <w:pPr>
-        <w:ind w:hanging="1260"/>
-        <w:rPr>
-          <w:lang w:val="hu-HU"/>
-        </w:rPr>
-      </w:pPr>
-    </w:p>
-    <w:p>
-      <w:pPr>
-        <w:ind w:hanging="1260"/>
-        <w:rPr>
-          <w:lang w:val="hu-HU"/>
-        </w:rPr>
-      </w:pPr>
-      <w:r>
-        <w:rPr>
           <w:noProof/>
           <w:lang w:val="hu-HU"/>
         </w:rPr>
         <w:drawing>
-          <wp:anchor distT="0" distB="0" distL="114300" distR="114300" simplePos="0" relativeHeight="251658240" behindDoc="0" locked="0" layoutInCell="1" allowOverlap="1" wp14:anchorId="6B869DB1" wp14:editId="6EE00B77">
+          <wp:anchor distT="0" distB="0" distL="114300" distR="114300" simplePos="0" relativeHeight="251658240" behindDoc="0" locked="0" layoutInCell="1" allowOverlap="1" wp14:anchorId="4E3BC276" wp14:editId="17A10B8F">
             <wp:simplePos x="0" y="0"/>
             <wp:positionH relativeFrom="column">
-              <wp:posOffset>-799878</wp:posOffset>
+              <wp:posOffset>-748665</wp:posOffset>
             </wp:positionH>
             <wp:positionV relativeFrom="paragraph">
-              <wp:posOffset>369479</wp:posOffset>
+              <wp:posOffset>459377</wp:posOffset>
             </wp:positionV>
-            <wp:extent cx="7559040" cy="5045013"/>
+            <wp:extent cx="7459345" cy="4902835"/>
             <wp:effectExtent l="0" t="0" r="0" b="0"/>
             <wp:wrapNone/>
-            <wp:docPr id="215954412" name="Picture 7"/>
+            <wp:docPr id="556204928" name="Picture 2"/>
             <wp:cNvGraphicFramePr>
               <a:graphicFrameLocks xmlns:a="http://schemas.openxmlformats.org/drawingml/2006/main" noChangeAspect="1"/>
             </wp:cNvGraphicFramePr>
@@ -2594,7 +2568,7 @@
               <a:graphicData uri="http://schemas.openxmlformats.org/drawingml/2006/picture">
                 <pic:pic xmlns:pic="http://schemas.openxmlformats.org/drawingml/2006/picture">
                   <pic:nvPicPr>
-                    <pic:cNvPr id="215954412" name="Picture 215954412"/>
+                    <pic:cNvPr id="556204928" name="Picture 556204928"/>
                     <pic:cNvPicPr/>
                   </pic:nvPicPr>
                   <pic:blipFill>
@@ -2606,7 +2580,7 @@
                   <pic:spPr>
                     <a:xfrm>
                       <a:off x="0" y="0"/>
-                      <a:ext cx="7559040" cy="5045013"/>
+                      <a:ext cx="7459345" cy="4902835"/>
                     </a:xfrm>
                     <a:prstGeom prst="rect">
                       <a:avLst/>
@@ -2624,6 +2598,37 @@
           </wp:anchor>
         </w:drawing>
       </w:r>
+      <w:r>
+        <w:rPr>
+          <w:lang w:val="hu-HU"/>
+        </w:rPr>
+        <w:t>Osztálydiagram</w:t>
+      </w:r>
+      <w:bookmarkEnd w:id="7"/>
+    </w:p>
+    <w:p>
+      <w:pPr>
+        <w:ind w:hanging="1260"/>
+        <w:rPr>
+          <w:lang w:val="hu-HU"/>
+        </w:rPr>
+      </w:pPr>
+    </w:p>
+    <w:p>
+      <w:pPr>
+        <w:ind w:hanging="1260"/>
+        <w:rPr>
+          <w:lang w:val="hu-HU"/>
+        </w:rPr>
+      </w:pPr>
+    </w:p>
+    <w:p>
+      <w:pPr>
+        <w:ind w:hanging="1260"/>
+        <w:rPr>
+          <w:lang w:val="hu-HU"/>
+        </w:rPr>
+      </w:pPr>
     </w:p>
     <w:p>
       <w:pPr>
